--- a/word 範本.docx
+++ b/word 範本.docx
@@ -1,6 +1,6 @@
 
 <file path=word/document.xml><?xml version="1.0" encoding="utf-8"?>
-<w:document xmlns:wpc="http://schemas.microsoft.com/office/word/2010/wordprocessingCanvas" xmlns:cx="http://schemas.microsoft.com/office/drawing/2014/chartex" xmlns:cx1="http://schemas.microsoft.com/office/drawing/2015/9/8/chartex" xmlns:cx2="http://schemas.microsoft.com/office/drawing/2015/10/21/chartex" xmlns:cx3="http://schemas.microsoft.com/office/drawing/2016/5/9/chartex" xmlns:cx4="http://schemas.microsoft.com/office/drawing/2016/5/10/chartex" xmlns:cx5="http://schemas.microsoft.com/office/drawing/2016/5/11/chartex" xmlns:cx6="http://schemas.microsoft.com/office/drawing/2016/5/12/chartex" xmlns:cx7="http://schemas.microsoft.com/office/drawing/2016/5/13/chartex" xmlns:cx8="http://schemas.microsoft.com/office/drawing/2016/5/14/chartex" xmlns:mc="http://schemas.openxmlformats.org/markup-compatibility/2006" xmlns:aink="http://schemas.microsoft.com/office/drawing/2016/ink" xmlns:am3d="http://schemas.microsoft.com/office/drawing/2017/model3d" xmlns:o="urn:schemas-microsoft-com:office:office" xmlns:oel="http://schemas.microsoft.com/office/2019/extlst" xmlns:r="http://schemas.openxmlformats.org/officeDocument/2006/relationships" xmlns:m="http://schemas.openxmlformats.org/officeDocument/2006/math" xmlns:v="urn:schemas-microsoft-com:vml" xmlns:wp14="http://schemas.microsoft.com/office/word/2010/wordprocessingDrawing" xmlns:wp="http://schemas.openxmlformats.org/drawingml/2006/wordprocessingDrawing" xmlns:w10="urn:schemas-microsoft-com:office:word" xmlns:w="http://schemas.openxmlformats.org/wordprocessingml/2006/main" xmlns:w14="http://schemas.microsoft.com/office/word/2010/wordml" xmlns:w15="http://schemas.microsoft.com/office/word/2012/wordml" xmlns:w16cei="http://schemas.microsoft.com/office/word/2026/wordml/cei" xmlns:w16cex="http://schemas.microsoft.com/office/word/2018/wordml/cex" xmlns:w16cid="http://schemas.microsoft.com/office/word/2016/wordml/cid" xmlns:w16="http://schemas.microsoft.com/office/word/2018/wordml" xmlns:w16du="http://schemas.microsoft.com/office/word/2023/wordml/word16du" xmlns:w16sdtdh="http://schemas.microsoft.com/office/word/2020/wordml/sdtdatahash" xmlns:w16sdtfl="http://schemas.microsoft.com/office/word/2024/wordml/sdtformatlock" xmlns:w16se="http://schemas.microsoft.com/office/word/2015/wordml/symex" xmlns:wpg="http://schemas.microsoft.com/office/word/2010/wordprocessingGroup" xmlns:wpi="http://schemas.microsoft.com/office/word/2010/wordprocessingInk" xmlns:wne="http://schemas.microsoft.com/office/word/2006/wordml" xmlns:wps="http://schemas.microsoft.com/office/word/2010/wordprocessingShape" mc:Ignorable="w14 w15 w16se w16cid w16 w16cex w16sdtdh w16sdtfl w16du wp14">
+<w:document xmlns:wpc="http://schemas.microsoft.com/office/word/2010/wordprocessingCanvas" xmlns:cx="http://schemas.microsoft.com/office/drawing/2014/chartex" xmlns:cx1="http://schemas.microsoft.com/office/drawing/2015/9/8/chartex" xmlns:cx2="http://schemas.microsoft.com/office/drawing/2015/10/21/chartex" xmlns:cx3="http://schemas.microsoft.com/office/drawing/2016/5/9/chartex" xmlns:cx4="http://schemas.microsoft.com/office/drawing/2016/5/10/chartex" xmlns:cx5="http://schemas.microsoft.com/office/drawing/2016/5/11/chartex" xmlns:cx6="http://schemas.microsoft.com/office/drawing/2016/5/12/chartex" xmlns:cx7="http://schemas.microsoft.com/office/drawing/2016/5/13/chartex" xmlns:cx8="http://schemas.microsoft.com/office/drawing/2016/5/14/chartex" xmlns:mc="http://schemas.openxmlformats.org/markup-compatibility/2006" xmlns:aink="http://schemas.microsoft.com/office/drawing/2016/ink" xmlns:am3d="http://schemas.microsoft.com/office/drawing/2017/model3d" xmlns:o="urn:schemas-microsoft-com:office:office" xmlns:oel="http://schemas.microsoft.com/office/2019/extlst" xmlns:r="http://schemas.openxmlformats.org/officeDocument/2006/relationships" xmlns:m="http://schemas.openxmlformats.org/officeDocument/2006/math" xmlns:v="urn:schemas-microsoft-com:vml" xmlns:wp14="http://schemas.microsoft.com/office/word/2010/wordprocessingDrawing" xmlns:wp="http://schemas.openxmlformats.org/drawingml/2006/wordprocessingDrawing" xmlns:w10="urn:schemas-microsoft-com:office:word" xmlns:w="http://schemas.openxmlformats.org/wordprocessingml/2006/main" xmlns:w14="http://schemas.microsoft.com/office/word/2010/wordml" xmlns:w15="http://schemas.microsoft.com/office/word/2012/wordml" xmlns:w16cex="http://schemas.microsoft.com/office/word/2018/wordml/cex" xmlns:w16cid="http://schemas.microsoft.com/office/word/2016/wordml/cid" xmlns:w16="http://schemas.microsoft.com/office/word/2018/wordml" xmlns:w16du="http://schemas.microsoft.com/office/word/2023/wordml/word16du" xmlns:w16sdtdh="http://schemas.microsoft.com/office/word/2020/wordml/sdtdatahash" xmlns:w16sdtfl="http://schemas.microsoft.com/office/word/2024/wordml/sdtformatlock" xmlns:w16se="http://schemas.microsoft.com/office/word/2015/wordml/symex" xmlns:wpg="http://schemas.microsoft.com/office/word/2010/wordprocessingGroup" xmlns:wpi="http://schemas.microsoft.com/office/word/2010/wordprocessingInk" xmlns:wne="http://schemas.microsoft.com/office/word/2006/wordml" xmlns:wps="http://schemas.microsoft.com/office/word/2010/wordprocessingShape" mc:Ignorable="w14 w15 w16se w16cid w16 w16cex w16sdtdh w16sdtfl w16du wp14">
   <w:body>
     <w:tbl>
       <w:tblPr>
@@ -9709,7 +9709,7 @@
 </file>
 
 <file path=word/endnotes.xml><?xml version="1.0" encoding="utf-8"?>
-<w:endnotes xmlns:wpc="http://schemas.microsoft.com/office/word/2010/wordprocessingCanvas" xmlns:cx="http://schemas.microsoft.com/office/drawing/2014/chartex" xmlns:cx1="http://schemas.microsoft.com/office/drawing/2015/9/8/chartex" xmlns:cx2="http://schemas.microsoft.com/office/drawing/2015/10/21/chartex" xmlns:cx3="http://schemas.microsoft.com/office/drawing/2016/5/9/chartex" xmlns:cx4="http://schemas.microsoft.com/office/drawing/2016/5/10/chartex" xmlns:cx5="http://schemas.microsoft.com/office/drawing/2016/5/11/chartex" xmlns:cx6="http://schemas.microsoft.com/office/drawing/2016/5/12/chartex" xmlns:cx7="http://schemas.microsoft.com/office/drawing/2016/5/13/chartex" xmlns:cx8="http://schemas.microsoft.com/office/drawing/2016/5/14/chartex" xmlns:mc="http://schemas.openxmlformats.org/markup-compatibility/2006" xmlns:aink="http://schemas.microsoft.com/office/drawing/2016/ink" xmlns:am3d="http://schemas.microsoft.com/office/drawing/2017/model3d" xmlns:o="urn:schemas-microsoft-com:office:office" xmlns:oel="http://schemas.microsoft.com/office/2019/extlst" xmlns:r="http://schemas.openxmlformats.org/officeDocument/2006/relationships" xmlns:m="http://schemas.openxmlformats.org/officeDocument/2006/math" xmlns:v="urn:schemas-microsoft-com:vml" xmlns:wp14="http://schemas.microsoft.com/office/word/2010/wordprocessingDrawing" xmlns:wp="http://schemas.openxmlformats.org/drawingml/2006/wordprocessingDrawing" xmlns:w10="urn:schemas-microsoft-com:office:word" xmlns:w="http://schemas.openxmlformats.org/wordprocessingml/2006/main" xmlns:w14="http://schemas.microsoft.com/office/word/2010/wordml" xmlns:w15="http://schemas.microsoft.com/office/word/2012/wordml" xmlns:w16cei="http://schemas.microsoft.com/office/word/2026/wordml/cei" xmlns:w16cex="http://schemas.microsoft.com/office/word/2018/wordml/cex" xmlns:w16cid="http://schemas.microsoft.com/office/word/2016/wordml/cid" xmlns:w16="http://schemas.microsoft.com/office/word/2018/wordml" xmlns:w16du="http://schemas.microsoft.com/office/word/2023/wordml/word16du" xmlns:w16sdtdh="http://schemas.microsoft.com/office/word/2020/wordml/sdtdatahash" xmlns:w16sdtfl="http://schemas.microsoft.com/office/word/2024/wordml/sdtformatlock" xmlns:w16se="http://schemas.microsoft.com/office/word/2015/wordml/symex" xmlns:wpg="http://schemas.microsoft.com/office/word/2010/wordprocessingGroup" xmlns:wpi="http://schemas.microsoft.com/office/word/2010/wordprocessingInk" xmlns:wne="http://schemas.microsoft.com/office/word/2006/wordml" xmlns:wps="http://schemas.microsoft.com/office/word/2010/wordprocessingShape" mc:Ignorable="w14 w15 w16se w16cid w16 w16cex w16sdtdh w16sdtfl w16du wp14">
+<w:endnotes xmlns:wpc="http://schemas.microsoft.com/office/word/2010/wordprocessingCanvas" xmlns:cx="http://schemas.microsoft.com/office/drawing/2014/chartex" xmlns:cx1="http://schemas.microsoft.com/office/drawing/2015/9/8/chartex" xmlns:cx2="http://schemas.microsoft.com/office/drawing/2015/10/21/chartex" xmlns:cx3="http://schemas.microsoft.com/office/drawing/2016/5/9/chartex" xmlns:cx4="http://schemas.microsoft.com/office/drawing/2016/5/10/chartex" xmlns:cx5="http://schemas.microsoft.com/office/drawing/2016/5/11/chartex" xmlns:cx6="http://schemas.microsoft.com/office/drawing/2016/5/12/chartex" xmlns:cx7="http://schemas.microsoft.com/office/drawing/2016/5/13/chartex" xmlns:cx8="http://schemas.microsoft.com/office/drawing/2016/5/14/chartex" xmlns:mc="http://schemas.openxmlformats.org/markup-compatibility/2006" xmlns:aink="http://schemas.microsoft.com/office/drawing/2016/ink" xmlns:am3d="http://schemas.microsoft.com/office/drawing/2017/model3d" xmlns:o="urn:schemas-microsoft-com:office:office" xmlns:oel="http://schemas.microsoft.com/office/2019/extlst" xmlns:r="http://schemas.openxmlformats.org/officeDocument/2006/relationships" xmlns:m="http://schemas.openxmlformats.org/officeDocument/2006/math" xmlns:v="urn:schemas-microsoft-com:vml" xmlns:wp14="http://schemas.microsoft.com/office/word/2010/wordprocessingDrawing" xmlns:wp="http://schemas.openxmlformats.org/drawingml/2006/wordprocessingDrawing" xmlns:w10="urn:schemas-microsoft-com:office:word" xmlns:w="http://schemas.openxmlformats.org/wordprocessingml/2006/main" xmlns:w14="http://schemas.microsoft.com/office/word/2010/wordml" xmlns:w15="http://schemas.microsoft.com/office/word/2012/wordml" xmlns:w16cex="http://schemas.microsoft.com/office/word/2018/wordml/cex" xmlns:w16cid="http://schemas.microsoft.com/office/word/2016/wordml/cid" xmlns:w16="http://schemas.microsoft.com/office/word/2018/wordml" xmlns:w16du="http://schemas.microsoft.com/office/word/2023/wordml/word16du" xmlns:w16sdtdh="http://schemas.microsoft.com/office/word/2020/wordml/sdtdatahash" xmlns:w16sdtfl="http://schemas.microsoft.com/office/word/2024/wordml/sdtformatlock" xmlns:w16se="http://schemas.microsoft.com/office/word/2015/wordml/symex" xmlns:wpg="http://schemas.microsoft.com/office/word/2010/wordprocessingGroup" xmlns:wpi="http://schemas.microsoft.com/office/word/2010/wordprocessingInk" xmlns:wne="http://schemas.microsoft.com/office/word/2006/wordml" xmlns:wps="http://schemas.microsoft.com/office/word/2010/wordprocessingShape" mc:Ignorable="w14 w15 w16se w16cid w16 w16cex w16sdtdh w16sdtfl w16du wp14">
   <w:endnote w:type="separator" w:id="-1">
     <w:p>
       <w:r>
@@ -9728,7 +9728,7 @@
 </file>
 
 <file path=word/footer1.xml><?xml version="1.0" encoding="utf-8"?>
-<w:ftr xmlns:wpc="http://schemas.microsoft.com/office/word/2010/wordprocessingCanvas" xmlns:cx="http://schemas.microsoft.com/office/drawing/2014/chartex" xmlns:cx1="http://schemas.microsoft.com/office/drawing/2015/9/8/chartex" xmlns:cx2="http://schemas.microsoft.com/office/drawing/2015/10/21/chartex" xmlns:cx3="http://schemas.microsoft.com/office/drawing/2016/5/9/chartex" xmlns:cx4="http://schemas.microsoft.com/office/drawing/2016/5/10/chartex" xmlns:cx5="http://schemas.microsoft.com/office/drawing/2016/5/11/chartex" xmlns:cx6="http://schemas.microsoft.com/office/drawing/2016/5/12/chartex" xmlns:cx7="http://schemas.microsoft.com/office/drawing/2016/5/13/chartex" xmlns:cx8="http://schemas.microsoft.com/office/drawing/2016/5/14/chartex" xmlns:mc="http://schemas.openxmlformats.org/markup-compatibility/2006" xmlns:aink="http://schemas.microsoft.com/office/drawing/2016/ink" xmlns:am3d="http://schemas.microsoft.com/office/drawing/2017/model3d" xmlns:o="urn:schemas-microsoft-com:office:office" xmlns:oel="http://schemas.microsoft.com/office/2019/extlst" xmlns:r="http://schemas.openxmlformats.org/officeDocument/2006/relationships" xmlns:m="http://schemas.openxmlformats.org/officeDocument/2006/math" xmlns:v="urn:schemas-microsoft-com:vml" xmlns:wp14="http://schemas.microsoft.com/office/word/2010/wordprocessingDrawing" xmlns:wp="http://schemas.openxmlformats.org/drawingml/2006/wordprocessingDrawing" xmlns:w10="urn:schemas-microsoft-com:office:word" xmlns:w="http://schemas.openxmlformats.org/wordprocessingml/2006/main" xmlns:w14="http://schemas.microsoft.com/office/word/2010/wordml" xmlns:w15="http://schemas.microsoft.com/office/word/2012/wordml" xmlns:w16cei="http://schemas.microsoft.com/office/word/2026/wordml/cei" xmlns:w16cex="http://schemas.microsoft.com/office/word/2018/wordml/cex" xmlns:w16cid="http://schemas.microsoft.com/office/word/2016/wordml/cid" xmlns:w16="http://schemas.microsoft.com/office/word/2018/wordml" xmlns:w16du="http://schemas.microsoft.com/office/word/2023/wordml/word16du" xmlns:w16sdtdh="http://schemas.microsoft.com/office/word/2020/wordml/sdtdatahash" xmlns:w16sdtfl="http://schemas.microsoft.com/office/word/2024/wordml/sdtformatlock" xmlns:w16se="http://schemas.microsoft.com/office/word/2015/wordml/symex" xmlns:wpg="http://schemas.microsoft.com/office/word/2010/wordprocessingGroup" xmlns:wpi="http://schemas.microsoft.com/office/word/2010/wordprocessingInk" xmlns:wne="http://schemas.microsoft.com/office/word/2006/wordml" xmlns:wps="http://schemas.microsoft.com/office/word/2010/wordprocessingShape" mc:Ignorable="w14 w15 w16se w16cid w16 w16cex w16sdtdh w16sdtfl w16du wp14">
+<w:ftr xmlns:wpc="http://schemas.microsoft.com/office/word/2010/wordprocessingCanvas" xmlns:cx="http://schemas.microsoft.com/office/drawing/2014/chartex" xmlns:cx1="http://schemas.microsoft.com/office/drawing/2015/9/8/chartex" xmlns:cx2="http://schemas.microsoft.com/office/drawing/2015/10/21/chartex" xmlns:cx3="http://schemas.microsoft.com/office/drawing/2016/5/9/chartex" xmlns:cx4="http://schemas.microsoft.com/office/drawing/2016/5/10/chartex" xmlns:cx5="http://schemas.microsoft.com/office/drawing/2016/5/11/chartex" xmlns:cx6="http://schemas.microsoft.com/office/drawing/2016/5/12/chartex" xmlns:cx7="http://schemas.microsoft.com/office/drawing/2016/5/13/chartex" xmlns:cx8="http://schemas.microsoft.com/office/drawing/2016/5/14/chartex" xmlns:mc="http://schemas.openxmlformats.org/markup-compatibility/2006" xmlns:aink="http://schemas.microsoft.com/office/drawing/2016/ink" xmlns:am3d="http://schemas.microsoft.com/office/drawing/2017/model3d" xmlns:o="urn:schemas-microsoft-com:office:office" xmlns:oel="http://schemas.microsoft.com/office/2019/extlst" xmlns:r="http://schemas.openxmlformats.org/officeDocument/2006/relationships" xmlns:m="http://schemas.openxmlformats.org/officeDocument/2006/math" xmlns:v="urn:schemas-microsoft-com:vml" xmlns:wp14="http://schemas.microsoft.com/office/word/2010/wordprocessingDrawing" xmlns:wp="http://schemas.openxmlformats.org/drawingml/2006/wordprocessingDrawing" xmlns:w10="urn:schemas-microsoft-com:office:word" xmlns:w="http://schemas.openxmlformats.org/wordprocessingml/2006/main" xmlns:w14="http://schemas.microsoft.com/office/word/2010/wordml" xmlns:w15="http://schemas.microsoft.com/office/word/2012/wordml" xmlns:w16cex="http://schemas.microsoft.com/office/word/2018/wordml/cex" xmlns:w16cid="http://schemas.microsoft.com/office/word/2016/wordml/cid" xmlns:w16="http://schemas.microsoft.com/office/word/2018/wordml" xmlns:w16du="http://schemas.microsoft.com/office/word/2023/wordml/word16du" xmlns:w16sdtdh="http://schemas.microsoft.com/office/word/2020/wordml/sdtdatahash" xmlns:w16sdtfl="http://schemas.microsoft.com/office/word/2024/wordml/sdtformatlock" xmlns:w16se="http://schemas.microsoft.com/office/word/2015/wordml/symex" xmlns:wpg="http://schemas.microsoft.com/office/word/2010/wordprocessingGroup" xmlns:wpi="http://schemas.microsoft.com/office/word/2010/wordprocessingInk" xmlns:wne="http://schemas.microsoft.com/office/word/2006/wordml" xmlns:wps="http://schemas.microsoft.com/office/word/2010/wordprocessingShape" mc:Ignorable="w14 w15 w16se w16cid w16 w16cex w16sdtdh w16sdtfl w16du wp14">
   <w:p>
     <w:pPr>
       <w:pStyle w:val="af0"/>
@@ -9738,7 +9738,7 @@
 </file>
 
 <file path=word/footer2.xml><?xml version="1.0" encoding="utf-8"?>
-<w:ftr xmlns:wpc="http://schemas.microsoft.com/office/word/2010/wordprocessingCanvas" xmlns:cx="http://schemas.microsoft.com/office/drawing/2014/chartex" xmlns:cx1="http://schemas.microsoft.com/office/drawing/2015/9/8/chartex" xmlns:cx2="http://schemas.microsoft.com/office/drawing/2015/10/21/chartex" xmlns:cx3="http://schemas.microsoft.com/office/drawing/2016/5/9/chartex" xmlns:cx4="http://schemas.microsoft.com/office/drawing/2016/5/10/chartex" xmlns:cx5="http://schemas.microsoft.com/office/drawing/2016/5/11/chartex" xmlns:cx6="http://schemas.microsoft.com/office/drawing/2016/5/12/chartex" xmlns:cx7="http://schemas.microsoft.com/office/drawing/2016/5/13/chartex" xmlns:cx8="http://schemas.microsoft.com/office/drawing/2016/5/14/chartex" xmlns:mc="http://schemas.openxmlformats.org/markup-compatibility/2006" xmlns:aink="http://schemas.microsoft.com/office/drawing/2016/ink" xmlns:am3d="http://schemas.microsoft.com/office/drawing/2017/model3d" xmlns:o="urn:schemas-microsoft-com:office:office" xmlns:oel="http://schemas.microsoft.com/office/2019/extlst" xmlns:r="http://schemas.openxmlformats.org/officeDocument/2006/relationships" xmlns:m="http://schemas.openxmlformats.org/officeDocument/2006/math" xmlns:v="urn:schemas-microsoft-com:vml" xmlns:wp14="http://schemas.microsoft.com/office/word/2010/wordprocessingDrawing" xmlns:wp="http://schemas.openxmlformats.org/drawingml/2006/wordprocessingDrawing" xmlns:w10="urn:schemas-microsoft-com:office:word" xmlns:w="http://schemas.openxmlformats.org/wordprocessingml/2006/main" xmlns:w14="http://schemas.microsoft.com/office/word/2010/wordml" xmlns:w15="http://schemas.microsoft.com/office/word/2012/wordml" xmlns:w16cei="http://schemas.microsoft.com/office/word/2026/wordml/cei" xmlns:w16cex="http://schemas.microsoft.com/office/word/2018/wordml/cex" xmlns:w16cid="http://schemas.microsoft.com/office/word/2016/wordml/cid" xmlns:w16="http://schemas.microsoft.com/office/word/2018/wordml" xmlns:w16du="http://schemas.microsoft.com/office/word/2023/wordml/word16du" xmlns:w16sdtdh="http://schemas.microsoft.com/office/word/2020/wordml/sdtdatahash" xmlns:w16sdtfl="http://schemas.microsoft.com/office/word/2024/wordml/sdtformatlock" xmlns:w16se="http://schemas.microsoft.com/office/word/2015/wordml/symex" xmlns:wpg="http://schemas.microsoft.com/office/word/2010/wordprocessingGroup" xmlns:wpi="http://schemas.microsoft.com/office/word/2010/wordprocessingInk" xmlns:wne="http://schemas.microsoft.com/office/word/2006/wordml" xmlns:wps="http://schemas.microsoft.com/office/word/2010/wordprocessingShape" mc:Ignorable="w14 w15 w16se w16cid w16 w16cex w16sdtdh w16sdtfl w16du wp14">
+<w:ftr xmlns:wpc="http://schemas.microsoft.com/office/word/2010/wordprocessingCanvas" xmlns:cx="http://schemas.microsoft.com/office/drawing/2014/chartex" xmlns:cx1="http://schemas.microsoft.com/office/drawing/2015/9/8/chartex" xmlns:cx2="http://schemas.microsoft.com/office/drawing/2015/10/21/chartex" xmlns:cx3="http://schemas.microsoft.com/office/drawing/2016/5/9/chartex" xmlns:cx4="http://schemas.microsoft.com/office/drawing/2016/5/10/chartex" xmlns:cx5="http://schemas.microsoft.com/office/drawing/2016/5/11/chartex" xmlns:cx6="http://schemas.microsoft.com/office/drawing/2016/5/12/chartex" xmlns:cx7="http://schemas.microsoft.com/office/drawing/2016/5/13/chartex" xmlns:cx8="http://schemas.microsoft.com/office/drawing/2016/5/14/chartex" xmlns:mc="http://schemas.openxmlformats.org/markup-compatibility/2006" xmlns:aink="http://schemas.microsoft.com/office/drawing/2016/ink" xmlns:am3d="http://schemas.microsoft.com/office/drawing/2017/model3d" xmlns:o="urn:schemas-microsoft-com:office:office" xmlns:oel="http://schemas.microsoft.com/office/2019/extlst" xmlns:r="http://schemas.openxmlformats.org/officeDocument/2006/relationships" xmlns:m="http://schemas.openxmlformats.org/officeDocument/2006/math" xmlns:v="urn:schemas-microsoft-com:vml" xmlns:wp14="http://schemas.microsoft.com/office/word/2010/wordprocessingDrawing" xmlns:wp="http://schemas.openxmlformats.org/drawingml/2006/wordprocessingDrawing" xmlns:w10="urn:schemas-microsoft-com:office:word" xmlns:w="http://schemas.openxmlformats.org/wordprocessingml/2006/main" xmlns:w14="http://schemas.microsoft.com/office/word/2010/wordml" xmlns:w15="http://schemas.microsoft.com/office/word/2012/wordml" xmlns:w16cex="http://schemas.microsoft.com/office/word/2018/wordml/cex" xmlns:w16cid="http://schemas.microsoft.com/office/word/2016/wordml/cid" xmlns:w16="http://schemas.microsoft.com/office/word/2018/wordml" xmlns:w16du="http://schemas.microsoft.com/office/word/2023/wordml/word16du" xmlns:w16sdtdh="http://schemas.microsoft.com/office/word/2020/wordml/sdtdatahash" xmlns:w16sdtfl="http://schemas.microsoft.com/office/word/2024/wordml/sdtformatlock" xmlns:w16se="http://schemas.microsoft.com/office/word/2015/wordml/symex" xmlns:wpg="http://schemas.microsoft.com/office/word/2010/wordprocessingGroup" xmlns:wpi="http://schemas.microsoft.com/office/word/2010/wordprocessingInk" xmlns:wne="http://schemas.microsoft.com/office/word/2006/wordml" xmlns:wps="http://schemas.microsoft.com/office/word/2010/wordprocessingShape" mc:Ignorable="w14 w15 w16se w16cid w16 w16cex w16sdtdh w16sdtfl w16du wp14">
   <w:p>
     <w:pPr>
       <w:pStyle w:val="af0"/>
@@ -9748,7 +9748,7 @@
 </file>
 
 <file path=word/footer3.xml><?xml version="1.0" encoding="utf-8"?>
-<w:ftr xmlns:wpc="http://schemas.microsoft.com/office/word/2010/wordprocessingCanvas" xmlns:cx="http://schemas.microsoft.com/office/drawing/2014/chartex" xmlns:cx1="http://schemas.microsoft.com/office/drawing/2015/9/8/chartex" xmlns:cx2="http://schemas.microsoft.com/office/drawing/2015/10/21/chartex" xmlns:cx3="http://schemas.microsoft.com/office/drawing/2016/5/9/chartex" xmlns:cx4="http://schemas.microsoft.com/office/drawing/2016/5/10/chartex" xmlns:cx5="http://schemas.microsoft.com/office/drawing/2016/5/11/chartex" xmlns:cx6="http://schemas.microsoft.com/office/drawing/2016/5/12/chartex" xmlns:cx7="http://schemas.microsoft.com/office/drawing/2016/5/13/chartex" xmlns:cx8="http://schemas.microsoft.com/office/drawing/2016/5/14/chartex" xmlns:mc="http://schemas.openxmlformats.org/markup-compatibility/2006" xmlns:aink="http://schemas.microsoft.com/office/drawing/2016/ink" xmlns:am3d="http://schemas.microsoft.com/office/drawing/2017/model3d" xmlns:o="urn:schemas-microsoft-com:office:office" xmlns:oel="http://schemas.microsoft.com/office/2019/extlst" xmlns:r="http://schemas.openxmlformats.org/officeDocument/2006/relationships" xmlns:m="http://schemas.openxmlformats.org/officeDocument/2006/math" xmlns:v="urn:schemas-microsoft-com:vml" xmlns:wp14="http://schemas.microsoft.com/office/word/2010/wordprocessingDrawing" xmlns:wp="http://schemas.openxmlformats.org/drawingml/2006/wordprocessingDrawing" xmlns:w10="urn:schemas-microsoft-com:office:word" xmlns:w="http://schemas.openxmlformats.org/wordprocessingml/2006/main" xmlns:w14="http://schemas.microsoft.com/office/word/2010/wordml" xmlns:w15="http://schemas.microsoft.com/office/word/2012/wordml" xmlns:w16cei="http://schemas.microsoft.com/office/word/2026/wordml/cei" xmlns:w16cex="http://schemas.microsoft.com/office/word/2018/wordml/cex" xmlns:w16cid="http://schemas.microsoft.com/office/word/2016/wordml/cid" xmlns:w16="http://schemas.microsoft.com/office/word/2018/wordml" xmlns:w16du="http://schemas.microsoft.com/office/word/2023/wordml/word16du" xmlns:w16sdtdh="http://schemas.microsoft.com/office/word/2020/wordml/sdtdatahash" xmlns:w16sdtfl="http://schemas.microsoft.com/office/word/2024/wordml/sdtformatlock" xmlns:w16se="http://schemas.microsoft.com/office/word/2015/wordml/symex" xmlns:wpg="http://schemas.microsoft.com/office/word/2010/wordprocessingGroup" xmlns:wpi="http://schemas.microsoft.com/office/word/2010/wordprocessingInk" xmlns:wne="http://schemas.microsoft.com/office/word/2006/wordml" xmlns:wps="http://schemas.microsoft.com/office/word/2010/wordprocessingShape" mc:Ignorable="w14 w15 w16se w16cid w16 w16cex w16sdtdh w16sdtfl w16du wp14">
+<w:ftr xmlns:wpc="http://schemas.microsoft.com/office/word/2010/wordprocessingCanvas" xmlns:cx="http://schemas.microsoft.com/office/drawing/2014/chartex" xmlns:cx1="http://schemas.microsoft.com/office/drawing/2015/9/8/chartex" xmlns:cx2="http://schemas.microsoft.com/office/drawing/2015/10/21/chartex" xmlns:cx3="http://schemas.microsoft.com/office/drawing/2016/5/9/chartex" xmlns:cx4="http://schemas.microsoft.com/office/drawing/2016/5/10/chartex" xmlns:cx5="http://schemas.microsoft.com/office/drawing/2016/5/11/chartex" xmlns:cx6="http://schemas.microsoft.com/office/drawing/2016/5/12/chartex" xmlns:cx7="http://schemas.microsoft.com/office/drawing/2016/5/13/chartex" xmlns:cx8="http://schemas.microsoft.com/office/drawing/2016/5/14/chartex" xmlns:mc="http://schemas.openxmlformats.org/markup-compatibility/2006" xmlns:aink="http://schemas.microsoft.com/office/drawing/2016/ink" xmlns:am3d="http://schemas.microsoft.com/office/drawing/2017/model3d" xmlns:o="urn:schemas-microsoft-com:office:office" xmlns:oel="http://schemas.microsoft.com/office/2019/extlst" xmlns:r="http://schemas.openxmlformats.org/officeDocument/2006/relationships" xmlns:m="http://schemas.openxmlformats.org/officeDocument/2006/math" xmlns:v="urn:schemas-microsoft-com:vml" xmlns:wp14="http://schemas.microsoft.com/office/word/2010/wordprocessingDrawing" xmlns:wp="http://schemas.openxmlformats.org/drawingml/2006/wordprocessingDrawing" xmlns:w10="urn:schemas-microsoft-com:office:word" xmlns:w="http://schemas.openxmlformats.org/wordprocessingml/2006/main" xmlns:w14="http://schemas.microsoft.com/office/word/2010/wordml" xmlns:w15="http://schemas.microsoft.com/office/word/2012/wordml" xmlns:w16cex="http://schemas.microsoft.com/office/word/2018/wordml/cex" xmlns:w16cid="http://schemas.microsoft.com/office/word/2016/wordml/cid" xmlns:w16="http://schemas.microsoft.com/office/word/2018/wordml" xmlns:w16du="http://schemas.microsoft.com/office/word/2023/wordml/word16du" xmlns:w16sdtdh="http://schemas.microsoft.com/office/word/2020/wordml/sdtdatahash" xmlns:w16sdtfl="http://schemas.microsoft.com/office/word/2024/wordml/sdtformatlock" xmlns:w16se="http://schemas.microsoft.com/office/word/2015/wordml/symex" xmlns:wpg="http://schemas.microsoft.com/office/word/2010/wordprocessingGroup" xmlns:wpi="http://schemas.microsoft.com/office/word/2010/wordprocessingInk" xmlns:wne="http://schemas.microsoft.com/office/word/2006/wordml" xmlns:wps="http://schemas.microsoft.com/office/word/2010/wordprocessingShape" mc:Ignorable="w14 w15 w16se w16cid w16 w16cex w16sdtdh w16sdtfl w16du wp14">
   <w:p>
     <w:pPr>
       <w:pStyle w:val="af0"/>
@@ -9758,7 +9758,7 @@
 </file>
 
 <file path=word/footnotes.xml><?xml version="1.0" encoding="utf-8"?>
-<w:footnotes xmlns:wpc="http://schemas.microsoft.com/office/word/2010/wordprocessingCanvas" xmlns:cx="http://schemas.microsoft.com/office/drawing/2014/chartex" xmlns:cx1="http://schemas.microsoft.com/office/drawing/2015/9/8/chartex" xmlns:cx2="http://schemas.microsoft.com/office/drawing/2015/10/21/chartex" xmlns:cx3="http://schemas.microsoft.com/office/drawing/2016/5/9/chartex" xmlns:cx4="http://schemas.microsoft.com/office/drawing/2016/5/10/chartex" xmlns:cx5="http://schemas.microsoft.com/office/drawing/2016/5/11/chartex" xmlns:cx6="http://schemas.microsoft.com/office/drawing/2016/5/12/chartex" xmlns:cx7="http://schemas.microsoft.com/office/drawing/2016/5/13/chartex" xmlns:cx8="http://schemas.microsoft.com/office/drawing/2016/5/14/chartex" xmlns:mc="http://schemas.openxmlformats.org/markup-compatibility/2006" xmlns:aink="http://schemas.microsoft.com/office/drawing/2016/ink" xmlns:am3d="http://schemas.microsoft.com/office/drawing/2017/model3d" xmlns:o="urn:schemas-microsoft-com:office:office" xmlns:oel="http://schemas.microsoft.com/office/2019/extlst" xmlns:r="http://schemas.openxmlformats.org/officeDocument/2006/relationships" xmlns:m="http://schemas.openxmlformats.org/officeDocument/2006/math" xmlns:v="urn:schemas-microsoft-com:vml" xmlns:wp14="http://schemas.microsoft.com/office/word/2010/wordprocessingDrawing" xmlns:wp="http://schemas.openxmlformats.org/drawingml/2006/wordprocessingDrawing" xmlns:w10="urn:schemas-microsoft-com:office:word" xmlns:w="http://schemas.openxmlformats.org/wordprocessingml/2006/main" xmlns:w14="http://schemas.microsoft.com/office/word/2010/wordml" xmlns:w15="http://schemas.microsoft.com/office/word/2012/wordml" xmlns:w16cei="http://schemas.microsoft.com/office/word/2026/wordml/cei" xmlns:w16cex="http://schemas.microsoft.com/office/word/2018/wordml/cex" xmlns:w16cid="http://schemas.microsoft.com/office/word/2016/wordml/cid" xmlns:w16="http://schemas.microsoft.com/office/word/2018/wordml" xmlns:w16du="http://schemas.microsoft.com/office/word/2023/wordml/word16du" xmlns:w16sdtdh="http://schemas.microsoft.com/office/word/2020/wordml/sdtdatahash" xmlns:w16sdtfl="http://schemas.microsoft.com/office/word/2024/wordml/sdtformatlock" xmlns:w16se="http://schemas.microsoft.com/office/word/2015/wordml/symex" xmlns:wpg="http://schemas.microsoft.com/office/word/2010/wordprocessingGroup" xmlns:wpi="http://schemas.microsoft.com/office/word/2010/wordprocessingInk" xmlns:wne="http://schemas.microsoft.com/office/word/2006/wordml" xmlns:wps="http://schemas.microsoft.com/office/word/2010/wordprocessingShape" mc:Ignorable="w14 w15 w16se w16cid w16 w16cex w16sdtdh w16sdtfl w16du wp14">
+<w:footnotes xmlns:wpc="http://schemas.microsoft.com/office/word/2010/wordprocessingCanvas" xmlns:cx="http://schemas.microsoft.com/office/drawing/2014/chartex" xmlns:cx1="http://schemas.microsoft.com/office/drawing/2015/9/8/chartex" xmlns:cx2="http://schemas.microsoft.com/office/drawing/2015/10/21/chartex" xmlns:cx3="http://schemas.microsoft.com/office/drawing/2016/5/9/chartex" xmlns:cx4="http://schemas.microsoft.com/office/drawing/2016/5/10/chartex" xmlns:cx5="http://schemas.microsoft.com/office/drawing/2016/5/11/chartex" xmlns:cx6="http://schemas.microsoft.com/office/drawing/2016/5/12/chartex" xmlns:cx7="http://schemas.microsoft.com/office/drawing/2016/5/13/chartex" xmlns:cx8="http://schemas.microsoft.com/office/drawing/2016/5/14/chartex" xmlns:mc="http://schemas.openxmlformats.org/markup-compatibility/2006" xmlns:aink="http://schemas.microsoft.com/office/drawing/2016/ink" xmlns:am3d="http://schemas.microsoft.com/office/drawing/2017/model3d" xmlns:o="urn:schemas-microsoft-com:office:office" xmlns:oel="http://schemas.microsoft.com/office/2019/extlst" xmlns:r="http://schemas.openxmlformats.org/officeDocument/2006/relationships" xmlns:m="http://schemas.openxmlformats.org/officeDocument/2006/math" xmlns:v="urn:schemas-microsoft-com:vml" xmlns:wp14="http://schemas.microsoft.com/office/word/2010/wordprocessingDrawing" xmlns:wp="http://schemas.openxmlformats.org/drawingml/2006/wordprocessingDrawing" xmlns:w10="urn:schemas-microsoft-com:office:word" xmlns:w="http://schemas.openxmlformats.org/wordprocessingml/2006/main" xmlns:w14="http://schemas.microsoft.com/office/word/2010/wordml" xmlns:w15="http://schemas.microsoft.com/office/word/2012/wordml" xmlns:w16cex="http://schemas.microsoft.com/office/word/2018/wordml/cex" xmlns:w16cid="http://schemas.microsoft.com/office/word/2016/wordml/cid" xmlns:w16="http://schemas.microsoft.com/office/word/2018/wordml" xmlns:w16du="http://schemas.microsoft.com/office/word/2023/wordml/word16du" xmlns:w16sdtdh="http://schemas.microsoft.com/office/word/2020/wordml/sdtdatahash" xmlns:w16sdtfl="http://schemas.microsoft.com/office/word/2024/wordml/sdtformatlock" xmlns:w16se="http://schemas.microsoft.com/office/word/2015/wordml/symex" xmlns:wpg="http://schemas.microsoft.com/office/word/2010/wordprocessingGroup" xmlns:wpi="http://schemas.microsoft.com/office/word/2010/wordprocessingInk" xmlns:wne="http://schemas.microsoft.com/office/word/2006/wordml" xmlns:wps="http://schemas.microsoft.com/office/word/2010/wordprocessingShape" mc:Ignorable="w14 w15 w16se w16cid w16 w16cex w16sdtdh w16sdtfl w16du wp14">
   <w:footnote w:type="separator" w:id="-1">
     <w:p>
       <w:r>
@@ -9777,7 +9777,7 @@
 </file>
 
 <file path=word/header1.xml><?xml version="1.0" encoding="utf-8"?>
-<w:hdr xmlns:wpc="http://schemas.microsoft.com/office/word/2010/wordprocessingCanvas" xmlns:cx="http://schemas.microsoft.com/office/drawing/2014/chartex" xmlns:cx1="http://schemas.microsoft.com/office/drawing/2015/9/8/chartex" xmlns:cx2="http://schemas.microsoft.com/office/drawing/2015/10/21/chartex" xmlns:cx3="http://schemas.microsoft.com/office/drawing/2016/5/9/chartex" xmlns:cx4="http://schemas.microsoft.com/office/drawing/2016/5/10/chartex" xmlns:cx5="http://schemas.microsoft.com/office/drawing/2016/5/11/chartex" xmlns:cx6="http://schemas.microsoft.com/office/drawing/2016/5/12/chartex" xmlns:cx7="http://schemas.microsoft.com/office/drawing/2016/5/13/chartex" xmlns:cx8="http://schemas.microsoft.com/office/drawing/2016/5/14/chartex" xmlns:mc="http://schemas.openxmlformats.org/markup-compatibility/2006" xmlns:aink="http://schemas.microsoft.com/office/drawing/2016/ink" xmlns:am3d="http://schemas.microsoft.com/office/drawing/2017/model3d" xmlns:o="urn:schemas-microsoft-com:office:office" xmlns:oel="http://schemas.microsoft.com/office/2019/extlst" xmlns:r="http://schemas.openxmlformats.org/officeDocument/2006/relationships" xmlns:m="http://schemas.openxmlformats.org/officeDocument/2006/math" xmlns:v="urn:schemas-microsoft-com:vml" xmlns:wp14="http://schemas.microsoft.com/office/word/2010/wordprocessingDrawing" xmlns:wp="http://schemas.openxmlformats.org/drawingml/2006/wordprocessingDrawing" xmlns:w10="urn:schemas-microsoft-com:office:word" xmlns:w="http://schemas.openxmlformats.org/wordprocessingml/2006/main" xmlns:w14="http://schemas.microsoft.com/office/word/2010/wordml" xmlns:w15="http://schemas.microsoft.com/office/word/2012/wordml" xmlns:w16cei="http://schemas.microsoft.com/office/word/2026/wordml/cei" xmlns:w16cex="http://schemas.microsoft.com/office/word/2018/wordml/cex" xmlns:w16cid="http://schemas.microsoft.com/office/word/2016/wordml/cid" xmlns:w16="http://schemas.microsoft.com/office/word/2018/wordml" xmlns:w16du="http://schemas.microsoft.com/office/word/2023/wordml/word16du" xmlns:w16sdtdh="http://schemas.microsoft.com/office/word/2020/wordml/sdtdatahash" xmlns:w16sdtfl="http://schemas.microsoft.com/office/word/2024/wordml/sdtformatlock" xmlns:w16se="http://schemas.microsoft.com/office/word/2015/wordml/symex" xmlns:wpg="http://schemas.microsoft.com/office/word/2010/wordprocessingGroup" xmlns:wpi="http://schemas.microsoft.com/office/word/2010/wordprocessingInk" xmlns:wne="http://schemas.microsoft.com/office/word/2006/wordml" xmlns:wps="http://schemas.microsoft.com/office/word/2010/wordprocessingShape" mc:Ignorable="w14 w15 w16se w16cid w16 w16cex w16sdtdh w16sdtfl w16du wp14">
+<w:hdr xmlns:wpc="http://schemas.microsoft.com/office/word/2010/wordprocessingCanvas" xmlns:cx="http://schemas.microsoft.com/office/drawing/2014/chartex" xmlns:cx1="http://schemas.microsoft.com/office/drawing/2015/9/8/chartex" xmlns:cx2="http://schemas.microsoft.com/office/drawing/2015/10/21/chartex" xmlns:cx3="http://schemas.microsoft.com/office/drawing/2016/5/9/chartex" xmlns:cx4="http://schemas.microsoft.com/office/drawing/2016/5/10/chartex" xmlns:cx5="http://schemas.microsoft.com/office/drawing/2016/5/11/chartex" xmlns:cx6="http://schemas.microsoft.com/office/drawing/2016/5/12/chartex" xmlns:cx7="http://schemas.microsoft.com/office/drawing/2016/5/13/chartex" xmlns:cx8="http://schemas.microsoft.com/office/drawing/2016/5/14/chartex" xmlns:mc="http://schemas.openxmlformats.org/markup-compatibility/2006" xmlns:aink="http://schemas.microsoft.com/office/drawing/2016/ink" xmlns:am3d="http://schemas.microsoft.com/office/drawing/2017/model3d" xmlns:o="urn:schemas-microsoft-com:office:office" xmlns:oel="http://schemas.microsoft.com/office/2019/extlst" xmlns:r="http://schemas.openxmlformats.org/officeDocument/2006/relationships" xmlns:m="http://schemas.openxmlformats.org/officeDocument/2006/math" xmlns:v="urn:schemas-microsoft-com:vml" xmlns:wp14="http://schemas.microsoft.com/office/word/2010/wordprocessingDrawing" xmlns:wp="http://schemas.openxmlformats.org/drawingml/2006/wordprocessingDrawing" xmlns:w10="urn:schemas-microsoft-com:office:word" xmlns:w="http://schemas.openxmlformats.org/wordprocessingml/2006/main" xmlns:w14="http://schemas.microsoft.com/office/word/2010/wordml" xmlns:w15="http://schemas.microsoft.com/office/word/2012/wordml" xmlns:w16cex="http://schemas.microsoft.com/office/word/2018/wordml/cex" xmlns:w16cid="http://schemas.microsoft.com/office/word/2016/wordml/cid" xmlns:w16="http://schemas.microsoft.com/office/word/2018/wordml" xmlns:w16du="http://schemas.microsoft.com/office/word/2023/wordml/word16du" xmlns:w16sdtdh="http://schemas.microsoft.com/office/word/2020/wordml/sdtdatahash" xmlns:w16sdtfl="http://schemas.microsoft.com/office/word/2024/wordml/sdtformatlock" xmlns:w16se="http://schemas.microsoft.com/office/word/2015/wordml/symex" xmlns:wpg="http://schemas.microsoft.com/office/word/2010/wordprocessingGroup" xmlns:wpi="http://schemas.microsoft.com/office/word/2010/wordprocessingInk" xmlns:wne="http://schemas.microsoft.com/office/word/2006/wordml" xmlns:wps="http://schemas.microsoft.com/office/word/2010/wordprocessingShape" mc:Ignorable="w14 w15 w16se w16cid w16 w16cex w16sdtdh w16sdtfl w16du wp14">
   <w:p>
     <w:pPr>
       <w:pStyle w:val="ae"/>
@@ -9787,7 +9787,7 @@
 </file>
 
 <file path=word/header2.xml><?xml version="1.0" encoding="utf-8"?>
-<w:hdr xmlns:wpc="http://schemas.microsoft.com/office/word/2010/wordprocessingCanvas" xmlns:cx="http://schemas.microsoft.com/office/drawing/2014/chartex" xmlns:cx1="http://schemas.microsoft.com/office/drawing/2015/9/8/chartex" xmlns:cx2="http://schemas.microsoft.com/office/drawing/2015/10/21/chartex" xmlns:cx3="http://schemas.microsoft.com/office/drawing/2016/5/9/chartex" xmlns:cx4="http://schemas.microsoft.com/office/drawing/2016/5/10/chartex" xmlns:cx5="http://schemas.microsoft.com/office/drawing/2016/5/11/chartex" xmlns:cx6="http://schemas.microsoft.com/office/drawing/2016/5/12/chartex" xmlns:cx7="http://schemas.microsoft.com/office/drawing/2016/5/13/chartex" xmlns:cx8="http://schemas.microsoft.com/office/drawing/2016/5/14/chartex" xmlns:mc="http://schemas.openxmlformats.org/markup-compatibility/2006" xmlns:aink="http://schemas.microsoft.com/office/drawing/2016/ink" xmlns:am3d="http://schemas.microsoft.com/office/drawing/2017/model3d" xmlns:o="urn:schemas-microsoft-com:office:office" xmlns:oel="http://schemas.microsoft.com/office/2019/extlst" xmlns:r="http://schemas.openxmlformats.org/officeDocument/2006/relationships" xmlns:m="http://schemas.openxmlformats.org/officeDocument/2006/math" xmlns:v="urn:schemas-microsoft-com:vml" xmlns:wp14="http://schemas.microsoft.com/office/word/2010/wordprocessingDrawing" xmlns:wp="http://schemas.openxmlformats.org/drawingml/2006/wordprocessingDrawing" xmlns:w10="urn:schemas-microsoft-com:office:word" xmlns:w="http://schemas.openxmlformats.org/wordprocessingml/2006/main" xmlns:w14="http://schemas.microsoft.com/office/word/2010/wordml" xmlns:w15="http://schemas.microsoft.com/office/word/2012/wordml" xmlns:w16cei="http://schemas.microsoft.com/office/word/2026/wordml/cei" xmlns:w16cex="http://schemas.microsoft.com/office/word/2018/wordml/cex" xmlns:w16cid="http://schemas.microsoft.com/office/word/2016/wordml/cid" xmlns:w16="http://schemas.microsoft.com/office/word/2018/wordml" xmlns:w16du="http://schemas.microsoft.com/office/word/2023/wordml/word16du" xmlns:w16sdtdh="http://schemas.microsoft.com/office/word/2020/wordml/sdtdatahash" xmlns:w16sdtfl="http://schemas.microsoft.com/office/word/2024/wordml/sdtformatlock" xmlns:w16se="http://schemas.microsoft.com/office/word/2015/wordml/symex" xmlns:wpg="http://schemas.microsoft.com/office/word/2010/wordprocessingGroup" xmlns:wpi="http://schemas.microsoft.com/office/word/2010/wordprocessingInk" xmlns:wne="http://schemas.microsoft.com/office/word/2006/wordml" xmlns:wps="http://schemas.microsoft.com/office/word/2010/wordprocessingShape" mc:Ignorable="w14 w15 w16se w16cid w16 w16cex w16sdtdh w16sdtfl w16du wp14">
+<w:hdr xmlns:wpc="http://schemas.microsoft.com/office/word/2010/wordprocessingCanvas" xmlns:cx="http://schemas.microsoft.com/office/drawing/2014/chartex" xmlns:cx1="http://schemas.microsoft.com/office/drawing/2015/9/8/chartex" xmlns:cx2="http://schemas.microsoft.com/office/drawing/2015/10/21/chartex" xmlns:cx3="http://schemas.microsoft.com/office/drawing/2016/5/9/chartex" xmlns:cx4="http://schemas.microsoft.com/office/drawing/2016/5/10/chartex" xmlns:cx5="http://schemas.microsoft.com/office/drawing/2016/5/11/chartex" xmlns:cx6="http://schemas.microsoft.com/office/drawing/2016/5/12/chartex" xmlns:cx7="http://schemas.microsoft.com/office/drawing/2016/5/13/chartex" xmlns:cx8="http://schemas.microsoft.com/office/drawing/2016/5/14/chartex" xmlns:mc="http://schemas.openxmlformats.org/markup-compatibility/2006" xmlns:aink="http://schemas.microsoft.com/office/drawing/2016/ink" xmlns:am3d="http://schemas.microsoft.com/office/drawing/2017/model3d" xmlns:o="urn:schemas-microsoft-com:office:office" xmlns:oel="http://schemas.microsoft.com/office/2019/extlst" xmlns:r="http://schemas.openxmlformats.org/officeDocument/2006/relationships" xmlns:m="http://schemas.openxmlformats.org/officeDocument/2006/math" xmlns:v="urn:schemas-microsoft-com:vml" xmlns:wp14="http://schemas.microsoft.com/office/word/2010/wordprocessingDrawing" xmlns:wp="http://schemas.openxmlformats.org/drawingml/2006/wordprocessingDrawing" xmlns:w10="urn:schemas-microsoft-com:office:word" xmlns:w="http://schemas.openxmlformats.org/wordprocessingml/2006/main" xmlns:w14="http://schemas.microsoft.com/office/word/2010/wordml" xmlns:w15="http://schemas.microsoft.com/office/word/2012/wordml" xmlns:w16cex="http://schemas.microsoft.com/office/word/2018/wordml/cex" xmlns:w16cid="http://schemas.microsoft.com/office/word/2016/wordml/cid" xmlns:w16="http://schemas.microsoft.com/office/word/2018/wordml" xmlns:w16du="http://schemas.microsoft.com/office/word/2023/wordml/word16du" xmlns:w16sdtdh="http://schemas.microsoft.com/office/word/2020/wordml/sdtdatahash" xmlns:w16sdtfl="http://schemas.microsoft.com/office/word/2024/wordml/sdtformatlock" xmlns:w16se="http://schemas.microsoft.com/office/word/2015/wordml/symex" xmlns:wpg="http://schemas.microsoft.com/office/word/2010/wordprocessingGroup" xmlns:wpi="http://schemas.microsoft.com/office/word/2010/wordprocessingInk" xmlns:wne="http://schemas.microsoft.com/office/word/2006/wordml" xmlns:wps="http://schemas.microsoft.com/office/word/2010/wordprocessingShape" mc:Ignorable="w14 w15 w16se w16cid w16 w16cex w16sdtdh w16sdtfl w16du wp14">
   <w:p>
     <w:pPr>
       <w:pStyle w:val="ae"/>
@@ -9797,7 +9797,7 @@
         <w:noProof/>
       </w:rPr>
       <w:drawing>
-        <wp:anchor distT="0" distB="0" distL="114300" distR="114300" simplePos="0" relativeHeight="251658240" behindDoc="0" locked="0" layoutInCell="1" allowOverlap="1" wp14:anchorId="4B95A683" wp14:editId="2CD381E0">
+        <wp:anchor distT="0" distB="0" distL="114300" distR="114300" simplePos="0" relativeHeight="251658240" behindDoc="0" locked="0" layoutInCell="1" allowOverlap="1" wp14:anchorId="4B95A683" wp14:editId="0B427343">
           <wp:simplePos x="0" y="0"/>
           <wp:positionH relativeFrom="margin">
             <wp:posOffset>-615950</wp:posOffset>
@@ -9806,7 +9806,7 @@
             <wp:posOffset>-387350</wp:posOffset>
           </wp:positionV>
           <wp:extent cx="8457565" cy="11160313"/>
-          <wp:effectExtent l="0" t="0" r="0" b="0"/>
+          <wp:effectExtent l="0" t="0" r="635" b="3175"/>
           <wp:wrapNone/>
           <wp:docPr id="1930071031" name="圖片 1"/>
           <wp:cNvGraphicFramePr>
@@ -9821,7 +9821,7 @@
                 </pic:nvPicPr>
                 <pic:blipFill>
                   <a:blip r:embed="rId1">
-                    <a:alphaModFix amt="4000"/>
+                    <a:alphaModFix amt="10000"/>
                     <a:extLst>
                       <a:ext uri="{BEBA8EAE-BF5A-486C-A8C5-ECC9F3942E4B}">
                         <a14:imgProps xmlns:a14="http://schemas.microsoft.com/office/drawing/2010/main">
@@ -9876,7 +9876,7 @@
 </file>
 
 <file path=word/header3.xml><?xml version="1.0" encoding="utf-8"?>
-<w:hdr xmlns:wpc="http://schemas.microsoft.com/office/word/2010/wordprocessingCanvas" xmlns:cx="http://schemas.microsoft.com/office/drawing/2014/chartex" xmlns:cx1="http://schemas.microsoft.com/office/drawing/2015/9/8/chartex" xmlns:cx2="http://schemas.microsoft.com/office/drawing/2015/10/21/chartex" xmlns:cx3="http://schemas.microsoft.com/office/drawing/2016/5/9/chartex" xmlns:cx4="http://schemas.microsoft.com/office/drawing/2016/5/10/chartex" xmlns:cx5="http://schemas.microsoft.com/office/drawing/2016/5/11/chartex" xmlns:cx6="http://schemas.microsoft.com/office/drawing/2016/5/12/chartex" xmlns:cx7="http://schemas.microsoft.com/office/drawing/2016/5/13/chartex" xmlns:cx8="http://schemas.microsoft.com/office/drawing/2016/5/14/chartex" xmlns:mc="http://schemas.openxmlformats.org/markup-compatibility/2006" xmlns:aink="http://schemas.microsoft.com/office/drawing/2016/ink" xmlns:am3d="http://schemas.microsoft.com/office/drawing/2017/model3d" xmlns:o="urn:schemas-microsoft-com:office:office" xmlns:oel="http://schemas.microsoft.com/office/2019/extlst" xmlns:r="http://schemas.openxmlformats.org/officeDocument/2006/relationships" xmlns:m="http://schemas.openxmlformats.org/officeDocument/2006/math" xmlns:v="urn:schemas-microsoft-com:vml" xmlns:wp14="http://schemas.microsoft.com/office/word/2010/wordprocessingDrawing" xmlns:wp="http://schemas.openxmlformats.org/drawingml/2006/wordprocessingDrawing" xmlns:w10="urn:schemas-microsoft-com:office:word" xmlns:w="http://schemas.openxmlformats.org/wordprocessingml/2006/main" xmlns:w14="http://schemas.microsoft.com/office/word/2010/wordml" xmlns:w15="http://schemas.microsoft.com/office/word/2012/wordml" xmlns:w16cei="http://schemas.microsoft.com/office/word/2026/wordml/cei" xmlns:w16cex="http://schemas.microsoft.com/office/word/2018/wordml/cex" xmlns:w16cid="http://schemas.microsoft.com/office/word/2016/wordml/cid" xmlns:w16="http://schemas.microsoft.com/office/word/2018/wordml" xmlns:w16du="http://schemas.microsoft.com/office/word/2023/wordml/word16du" xmlns:w16sdtdh="http://schemas.microsoft.com/office/word/2020/wordml/sdtdatahash" xmlns:w16sdtfl="http://schemas.microsoft.com/office/word/2024/wordml/sdtformatlock" xmlns:w16se="http://schemas.microsoft.com/office/word/2015/wordml/symex" xmlns:wpg="http://schemas.microsoft.com/office/word/2010/wordprocessingGroup" xmlns:wpi="http://schemas.microsoft.com/office/word/2010/wordprocessingInk" xmlns:wne="http://schemas.microsoft.com/office/word/2006/wordml" xmlns:wps="http://schemas.microsoft.com/office/word/2010/wordprocessingShape" mc:Ignorable="w14 w15 w16se w16cid w16 w16cex w16sdtdh w16sdtfl w16du wp14">
+<w:hdr xmlns:wpc="http://schemas.microsoft.com/office/word/2010/wordprocessingCanvas" xmlns:cx="http://schemas.microsoft.com/office/drawing/2014/chartex" xmlns:cx1="http://schemas.microsoft.com/office/drawing/2015/9/8/chartex" xmlns:cx2="http://schemas.microsoft.com/office/drawing/2015/10/21/chartex" xmlns:cx3="http://schemas.microsoft.com/office/drawing/2016/5/9/chartex" xmlns:cx4="http://schemas.microsoft.com/office/drawing/2016/5/10/chartex" xmlns:cx5="http://schemas.microsoft.com/office/drawing/2016/5/11/chartex" xmlns:cx6="http://schemas.microsoft.com/office/drawing/2016/5/12/chartex" xmlns:cx7="http://schemas.microsoft.com/office/drawing/2016/5/13/chartex" xmlns:cx8="http://schemas.microsoft.com/office/drawing/2016/5/14/chartex" xmlns:mc="http://schemas.openxmlformats.org/markup-compatibility/2006" xmlns:aink="http://schemas.microsoft.com/office/drawing/2016/ink" xmlns:am3d="http://schemas.microsoft.com/office/drawing/2017/model3d" xmlns:o="urn:schemas-microsoft-com:office:office" xmlns:oel="http://schemas.microsoft.com/office/2019/extlst" xmlns:r="http://schemas.openxmlformats.org/officeDocument/2006/relationships" xmlns:m="http://schemas.openxmlformats.org/officeDocument/2006/math" xmlns:v="urn:schemas-microsoft-com:vml" xmlns:wp14="http://schemas.microsoft.com/office/word/2010/wordprocessingDrawing" xmlns:wp="http://schemas.openxmlformats.org/drawingml/2006/wordprocessingDrawing" xmlns:w10="urn:schemas-microsoft-com:office:word" xmlns:w="http://schemas.openxmlformats.org/wordprocessingml/2006/main" xmlns:w14="http://schemas.microsoft.com/office/word/2010/wordml" xmlns:w15="http://schemas.microsoft.com/office/word/2012/wordml" xmlns:w16cex="http://schemas.microsoft.com/office/word/2018/wordml/cex" xmlns:w16cid="http://schemas.microsoft.com/office/word/2016/wordml/cid" xmlns:w16="http://schemas.microsoft.com/office/word/2018/wordml" xmlns:w16du="http://schemas.microsoft.com/office/word/2023/wordml/word16du" xmlns:w16sdtdh="http://schemas.microsoft.com/office/word/2020/wordml/sdtdatahash" xmlns:w16sdtfl="http://schemas.microsoft.com/office/word/2024/wordml/sdtformatlock" xmlns:w16se="http://schemas.microsoft.com/office/word/2015/wordml/symex" xmlns:wpg="http://schemas.microsoft.com/office/word/2010/wordprocessingGroup" xmlns:wpi="http://schemas.microsoft.com/office/word/2010/wordprocessingInk" xmlns:wne="http://schemas.microsoft.com/office/word/2006/wordml" xmlns:wps="http://schemas.microsoft.com/office/word/2010/wordprocessingShape" mc:Ignorable="w14 w15 w16se w16cid w16 w16cex w16sdtdh w16sdtfl w16du wp14">
   <w:p>
     <w:pPr>
       <w:pStyle w:val="ae"/>
